--- a/rapports/2026-06-03/EQ11/EQ11_sup_v2/DR_083101000116/90-40-46-05.docx
+++ b/rapports/2026-06-03/EQ11/EQ11_sup_v2/DR_083101000116/90-40-46-05.docx
@@ -307,15 +307,16 @@
         <w:tblLook w:firstColumn="1" w:firstRow="1" w:lastColumn="0" w:lastRow="0" w:noHBand="0" w:noVBand="1" w:val="04A0"/>
       </w:tblPr>
       <w:tblGrid>
-        <w:gridCol w:w="2663"/>
-        <w:gridCol w:w="2663"/>
-        <w:gridCol w:w="2663"/>
-        <w:gridCol w:w="2663"/>
+        <w:gridCol w:w="2130"/>
+        <w:gridCol w:w="2130"/>
+        <w:gridCol w:w="2130"/>
+        <w:gridCol w:w="2130"/>
+        <w:gridCol w:w="2130"/>
       </w:tblGrid>
       <w:tr>
         <w:tc>
           <w:tcPr>
-            <w:tcW w:type="dxa" w:w="1134"/>
+            <w:tcW w:type="dxa" w:w="964"/>
             <w:shd w:fill="1F6FEB"/>
           </w:tcPr>
           <w:p>
@@ -332,7 +333,7 @@
         </w:tc>
         <w:tc>
           <w:tcPr>
-            <w:tcW w:type="dxa" w:w="1361"/>
+            <w:tcW w:type="dxa" w:w="1247"/>
             <w:shd w:fill="1F6FEB"/>
           </w:tcPr>
           <w:p>
@@ -349,7 +350,7 @@
         </w:tc>
         <w:tc>
           <w:tcPr>
-            <w:tcW w:type="dxa" w:w="1361"/>
+            <w:tcW w:type="dxa" w:w="1531"/>
             <w:shd w:fill="1F6FEB"/>
           </w:tcPr>
           <w:p>
@@ -360,13 +361,30 @@
                 <w:color w:val="FFFFFF"/>
                 <w:sz w:val="16"/>
               </w:rPr>
-              <w:t>Source</w:t>
+              <w:t>Variable(s)</w:t>
             </w:r>
           </w:p>
         </w:tc>
         <w:tc>
           <w:tcPr>
-            <w:tcW w:type="dxa" w:w="5839"/>
+            <w:tcW w:type="dxa" w:w="1191"/>
+            <w:shd w:fill="1F6FEB"/>
+          </w:tcPr>
+          <w:p>
+            <w:r>
+              <w:rPr>
+                <w:b/>
+                <w:i w:val="0"/>
+                <w:color w:val="FFFFFF"/>
+                <w:sz w:val="16"/>
+              </w:rPr>
+              <w:t>Source</w:t>
+            </w:r>
+          </w:p>
+        </w:tc>
+        <w:tc>
+          <w:tcPr>
+            <w:tcW w:type="dxa" w:w="4706"/>
             <w:shd w:fill="1F6FEB"/>
           </w:tcPr>
           <w:p>
@@ -385,7 +403,7 @@
       <w:tr>
         <w:tc>
           <w:tcPr>
-            <w:tcW w:type="dxa" w:w="1134"/>
+            <w:tcW w:type="dxa" w:w="964"/>
           </w:tcPr>
           <w:p>
             <w:r>
@@ -401,7 +419,7 @@
         </w:tc>
         <w:tc>
           <w:tcPr>
-            <w:tcW w:type="dxa" w:w="1361"/>
+            <w:tcW w:type="dxa" w:w="1247"/>
           </w:tcPr>
           <w:p>
             <w:r>
@@ -426,23 +444,39 @@
         </w:tc>
         <w:tc>
           <w:tcPr>
-            <w:tcW w:type="dxa" w:w="1361"/>
+            <w:tcW w:type="dxa" w:w="1531"/>
           </w:tcPr>
           <w:p>
             <w:r>
               <w:rPr>
-                <w:b w:val="0"/>
-                <w:i w:val="0"/>
-                <w:color w:val="64748B"/>
+                <w:b/>
+                <w:i w:val="0"/>
+                <w:color w:val="16A34A"/>
                 <w:sz w:val="16"/>
               </w:rPr>
-              <w:t>GT-CQ</w:t>
+              <w:t>—</w:t>
             </w:r>
           </w:p>
         </w:tc>
         <w:tc>
           <w:tcPr>
-            <w:tcW w:type="dxa" w:w="5839"/>
+            <w:tcW w:type="dxa" w:w="1191"/>
+          </w:tcPr>
+          <w:p>
+            <w:r>
+              <w:rPr>
+                <w:b w:val="0"/>
+                <w:i w:val="0"/>
+                <w:color w:val="64748B"/>
+                <w:sz w:val="16"/>
+              </w:rPr>
+              <w:t>GT-CQ</w:t>
+            </w:r>
+          </w:p>
+        </w:tc>
+        <w:tc>
+          <w:tcPr>
+            <w:tcW w:type="dxa" w:w="4706"/>
           </w:tcPr>
           <w:p>
             <w:r>
@@ -459,7 +493,7 @@
       <w:tr>
         <w:tc>
           <w:tcPr>
-            <w:tcW w:type="dxa" w:w="1134"/>
+            <w:tcW w:type="dxa" w:w="964"/>
           </w:tcPr>
           <w:p>
             <w:r>
@@ -475,7 +509,7 @@
         </w:tc>
         <w:tc>
           <w:tcPr>
-            <w:tcW w:type="dxa" w:w="1361"/>
+            <w:tcW w:type="dxa" w:w="1247"/>
           </w:tcPr>
           <w:p>
             <w:r>
@@ -500,23 +534,39 @@
         </w:tc>
         <w:tc>
           <w:tcPr>
-            <w:tcW w:type="dxa" w:w="1361"/>
+            <w:tcW w:type="dxa" w:w="1531"/>
           </w:tcPr>
           <w:p>
             <w:r>
               <w:rPr>
-                <w:b w:val="0"/>
-                <w:i w:val="0"/>
-                <w:color w:val="64748B"/>
+                <w:b/>
+                <w:i w:val="0"/>
+                <w:color w:val="16A34A"/>
                 <w:sz w:val="16"/>
               </w:rPr>
-              <w:t>GT-CQ</w:t>
+              <w:t>—</w:t>
             </w:r>
           </w:p>
         </w:tc>
         <w:tc>
           <w:tcPr>
-            <w:tcW w:type="dxa" w:w="5839"/>
+            <w:tcW w:type="dxa" w:w="1191"/>
+          </w:tcPr>
+          <w:p>
+            <w:r>
+              <w:rPr>
+                <w:b w:val="0"/>
+                <w:i w:val="0"/>
+                <w:color w:val="64748B"/>
+                <w:sz w:val="16"/>
+              </w:rPr>
+              <w:t>GT-CQ</w:t>
+            </w:r>
+          </w:p>
+        </w:tc>
+        <w:tc>
+          <w:tcPr>
+            <w:tcW w:type="dxa" w:w="4706"/>
           </w:tcPr>
           <w:p>
             <w:r>
@@ -533,7 +583,7 @@
       <w:tr>
         <w:tc>
           <w:tcPr>
-            <w:tcW w:type="dxa" w:w="1134"/>
+            <w:tcW w:type="dxa" w:w="964"/>
           </w:tcPr>
           <w:p>
             <w:r>
@@ -549,7 +599,7 @@
         </w:tc>
         <w:tc>
           <w:tcPr>
-            <w:tcW w:type="dxa" w:w="1361"/>
+            <w:tcW w:type="dxa" w:w="1247"/>
           </w:tcPr>
           <w:p>
             <w:r>
@@ -574,23 +624,39 @@
         </w:tc>
         <w:tc>
           <w:tcPr>
-            <w:tcW w:type="dxa" w:w="1361"/>
+            <w:tcW w:type="dxa" w:w="1531"/>
           </w:tcPr>
           <w:p>
             <w:r>
               <w:rPr>
-                <w:b w:val="0"/>
-                <w:i w:val="0"/>
-                <w:color w:val="64748B"/>
+                <w:b/>
+                <w:i w:val="0"/>
+                <w:color w:val="16A34A"/>
                 <w:sz w:val="16"/>
               </w:rPr>
-              <w:t>GT-CQ</w:t>
+              <w:t>—</w:t>
             </w:r>
           </w:p>
         </w:tc>
         <w:tc>
           <w:tcPr>
-            <w:tcW w:type="dxa" w:w="5839"/>
+            <w:tcW w:type="dxa" w:w="1191"/>
+          </w:tcPr>
+          <w:p>
+            <w:r>
+              <w:rPr>
+                <w:b w:val="0"/>
+                <w:i w:val="0"/>
+                <w:color w:val="64748B"/>
+                <w:sz w:val="16"/>
+              </w:rPr>
+              <w:t>GT-CQ</w:t>
+            </w:r>
+          </w:p>
+        </w:tc>
+        <w:tc>
+          <w:tcPr>
+            <w:tcW w:type="dxa" w:w="4706"/>
           </w:tcPr>
           <w:p>
             <w:r>
@@ -607,7 +673,7 @@
       <w:tr>
         <w:tc>
           <w:tcPr>
-            <w:tcW w:type="dxa" w:w="1134"/>
+            <w:tcW w:type="dxa" w:w="964"/>
           </w:tcPr>
           <w:p>
             <w:r>
@@ -623,7 +689,7 @@
         </w:tc>
         <w:tc>
           <w:tcPr>
-            <w:tcW w:type="dxa" w:w="1361"/>
+            <w:tcW w:type="dxa" w:w="1247"/>
           </w:tcPr>
           <w:p>
             <w:r>
@@ -648,23 +714,39 @@
         </w:tc>
         <w:tc>
           <w:tcPr>
-            <w:tcW w:type="dxa" w:w="1361"/>
+            <w:tcW w:type="dxa" w:w="1531"/>
           </w:tcPr>
           <w:p>
             <w:r>
               <w:rPr>
-                <w:b w:val="0"/>
-                <w:i w:val="0"/>
-                <w:color w:val="64748B"/>
+                <w:b/>
+                <w:i w:val="0"/>
+                <w:color w:val="16A34A"/>
                 <w:sz w:val="16"/>
               </w:rPr>
-              <w:t>GT-CQ</w:t>
+              <w:t>s02q03</w:t>
             </w:r>
           </w:p>
         </w:tc>
         <w:tc>
           <w:tcPr>
-            <w:tcW w:type="dxa" w:w="5839"/>
+            <w:tcW w:type="dxa" w:w="1191"/>
+          </w:tcPr>
+          <w:p>
+            <w:r>
+              <w:rPr>
+                <w:b w:val="0"/>
+                <w:i w:val="0"/>
+                <w:color w:val="64748B"/>
+                <w:sz w:val="16"/>
+              </w:rPr>
+              <w:t>GT-CQ</w:t>
+            </w:r>
+          </w:p>
+        </w:tc>
+        <w:tc>
+          <w:tcPr>
+            <w:tcW w:type="dxa" w:w="4706"/>
           </w:tcPr>
           <w:p>
             <w:r>
@@ -681,7 +763,7 @@
       <w:tr>
         <w:tc>
           <w:tcPr>
-            <w:tcW w:type="dxa" w:w="1134"/>
+            <w:tcW w:type="dxa" w:w="964"/>
           </w:tcPr>
           <w:p>
             <w:r>
@@ -697,7 +779,7 @@
         </w:tc>
         <w:tc>
           <w:tcPr>
-            <w:tcW w:type="dxa" w:w="1361"/>
+            <w:tcW w:type="dxa" w:w="1247"/>
           </w:tcPr>
           <w:p>
             <w:r>
@@ -722,23 +804,39 @@
         </w:tc>
         <w:tc>
           <w:tcPr>
-            <w:tcW w:type="dxa" w:w="1361"/>
+            <w:tcW w:type="dxa" w:w="1531"/>
           </w:tcPr>
           <w:p>
             <w:r>
               <w:rPr>
-                <w:b w:val="0"/>
-                <w:i w:val="0"/>
-                <w:color w:val="64748B"/>
+                <w:b/>
+                <w:i w:val="0"/>
+                <w:color w:val="16A34A"/>
                 <w:sz w:val="16"/>
               </w:rPr>
-              <w:t>GT-CQ</w:t>
+              <w:t>—</w:t>
             </w:r>
           </w:p>
         </w:tc>
         <w:tc>
           <w:tcPr>
-            <w:tcW w:type="dxa" w:w="5839"/>
+            <w:tcW w:type="dxa" w:w="1191"/>
+          </w:tcPr>
+          <w:p>
+            <w:r>
+              <w:rPr>
+                <w:b w:val="0"/>
+                <w:i w:val="0"/>
+                <w:color w:val="64748B"/>
+                <w:sz w:val="16"/>
+              </w:rPr>
+              <w:t>GT-CQ</w:t>
+            </w:r>
+          </w:p>
+        </w:tc>
+        <w:tc>
+          <w:tcPr>
+            <w:tcW w:type="dxa" w:w="4706"/>
           </w:tcPr>
           <w:p>
             <w:r>
@@ -755,7 +853,7 @@
       <w:tr>
         <w:tc>
           <w:tcPr>
-            <w:tcW w:type="dxa" w:w="1134"/>
+            <w:tcW w:type="dxa" w:w="964"/>
           </w:tcPr>
           <w:p>
             <w:r>
@@ -771,7 +869,7 @@
         </w:tc>
         <w:tc>
           <w:tcPr>
-            <w:tcW w:type="dxa" w:w="1361"/>
+            <w:tcW w:type="dxa" w:w="1247"/>
           </w:tcPr>
           <w:p>
             <w:r>
@@ -796,23 +894,39 @@
         </w:tc>
         <w:tc>
           <w:tcPr>
-            <w:tcW w:type="dxa" w:w="1361"/>
+            <w:tcW w:type="dxa" w:w="1531"/>
           </w:tcPr>
           <w:p>
             <w:r>
               <w:rPr>
-                <w:b w:val="0"/>
-                <w:i w:val="0"/>
-                <w:color w:val="64748B"/>
+                <w:b/>
+                <w:i w:val="0"/>
+                <w:color w:val="16A34A"/>
                 <w:sz w:val="16"/>
               </w:rPr>
-              <w:t>GT-CQ</w:t>
+              <w:t>—</w:t>
             </w:r>
           </w:p>
         </w:tc>
         <w:tc>
           <w:tcPr>
-            <w:tcW w:type="dxa" w:w="5839"/>
+            <w:tcW w:type="dxa" w:w="1191"/>
+          </w:tcPr>
+          <w:p>
+            <w:r>
+              <w:rPr>
+                <w:b w:val="0"/>
+                <w:i w:val="0"/>
+                <w:color w:val="64748B"/>
+                <w:sz w:val="16"/>
+              </w:rPr>
+              <w:t>GT-CQ</w:t>
+            </w:r>
+          </w:p>
+        </w:tc>
+        <w:tc>
+          <w:tcPr>
+            <w:tcW w:type="dxa" w:w="4706"/>
           </w:tcPr>
           <w:p>
             <w:r>
@@ -829,7 +943,7 @@
       <w:tr>
         <w:tc>
           <w:tcPr>
-            <w:tcW w:type="dxa" w:w="1134"/>
+            <w:tcW w:type="dxa" w:w="964"/>
           </w:tcPr>
           <w:p>
             <w:r>
@@ -845,7 +959,7 @@
         </w:tc>
         <w:tc>
           <w:tcPr>
-            <w:tcW w:type="dxa" w:w="1361"/>
+            <w:tcW w:type="dxa" w:w="1247"/>
           </w:tcPr>
           <w:p>
             <w:r>
@@ -870,23 +984,39 @@
         </w:tc>
         <w:tc>
           <w:tcPr>
-            <w:tcW w:type="dxa" w:w="1361"/>
+            <w:tcW w:type="dxa" w:w="1531"/>
           </w:tcPr>
           <w:p>
             <w:r>
               <w:rPr>
-                <w:b w:val="0"/>
-                <w:i w:val="0"/>
-                <w:color w:val="64748B"/>
+                <w:b/>
+                <w:i w:val="0"/>
+                <w:color w:val="16A34A"/>
                 <w:sz w:val="16"/>
               </w:rPr>
-              <w:t>GT-CQ</w:t>
+              <w:t>s02q03</w:t>
             </w:r>
           </w:p>
         </w:tc>
         <w:tc>
           <w:tcPr>
-            <w:tcW w:type="dxa" w:w="5839"/>
+            <w:tcW w:type="dxa" w:w="1191"/>
+          </w:tcPr>
+          <w:p>
+            <w:r>
+              <w:rPr>
+                <w:b w:val="0"/>
+                <w:i w:val="0"/>
+                <w:color w:val="64748B"/>
+                <w:sz w:val="16"/>
+              </w:rPr>
+              <w:t>GT-CQ</w:t>
+            </w:r>
+          </w:p>
+        </w:tc>
+        <w:tc>
+          <w:tcPr>
+            <w:tcW w:type="dxa" w:w="4706"/>
           </w:tcPr>
           <w:p>
             <w:r>
@@ -903,7 +1033,7 @@
       <w:tr>
         <w:tc>
           <w:tcPr>
-            <w:tcW w:type="dxa" w:w="1134"/>
+            <w:tcW w:type="dxa" w:w="964"/>
           </w:tcPr>
           <w:p>
             <w:r>
@@ -919,7 +1049,7 @@
         </w:tc>
         <w:tc>
           <w:tcPr>
-            <w:tcW w:type="dxa" w:w="1361"/>
+            <w:tcW w:type="dxa" w:w="1247"/>
           </w:tcPr>
           <w:p>
             <w:r>
@@ -944,23 +1074,39 @@
         </w:tc>
         <w:tc>
           <w:tcPr>
-            <w:tcW w:type="dxa" w:w="1361"/>
+            <w:tcW w:type="dxa" w:w="1531"/>
           </w:tcPr>
           <w:p>
             <w:r>
               <w:rPr>
-                <w:b w:val="0"/>
-                <w:i w:val="0"/>
-                <w:color w:val="64748B"/>
+                <w:b/>
+                <w:i w:val="0"/>
+                <w:color w:val="16A34A"/>
                 <w:sz w:val="16"/>
               </w:rPr>
-              <w:t>GT-CQ</w:t>
+              <w:t>s02q03</w:t>
             </w:r>
           </w:p>
         </w:tc>
         <w:tc>
           <w:tcPr>
-            <w:tcW w:type="dxa" w:w="5839"/>
+            <w:tcW w:type="dxa" w:w="1191"/>
+          </w:tcPr>
+          <w:p>
+            <w:r>
+              <w:rPr>
+                <w:b w:val="0"/>
+                <w:i w:val="0"/>
+                <w:color w:val="64748B"/>
+                <w:sz w:val="16"/>
+              </w:rPr>
+              <w:t>GT-CQ</w:t>
+            </w:r>
+          </w:p>
+        </w:tc>
+        <w:tc>
+          <w:tcPr>
+            <w:tcW w:type="dxa" w:w="4706"/>
           </w:tcPr>
           <w:p>
             <w:r>
@@ -977,7 +1123,7 @@
       <w:tr>
         <w:tc>
           <w:tcPr>
-            <w:tcW w:type="dxa" w:w="1134"/>
+            <w:tcW w:type="dxa" w:w="964"/>
           </w:tcPr>
           <w:p>
             <w:r>
@@ -993,7 +1139,7 @@
         </w:tc>
         <w:tc>
           <w:tcPr>
-            <w:tcW w:type="dxa" w:w="1361"/>
+            <w:tcW w:type="dxa" w:w="1247"/>
           </w:tcPr>
           <w:p>
             <w:r>
@@ -1018,23 +1164,39 @@
         </w:tc>
         <w:tc>
           <w:tcPr>
-            <w:tcW w:type="dxa" w:w="1361"/>
+            <w:tcW w:type="dxa" w:w="1531"/>
           </w:tcPr>
           <w:p>
             <w:r>
               <w:rPr>
-                <w:b w:val="0"/>
-                <w:i w:val="0"/>
-                <w:color w:val="64748B"/>
+                <w:b/>
+                <w:i w:val="0"/>
+                <w:color w:val="16A34A"/>
                 <w:sz w:val="16"/>
               </w:rPr>
-              <w:t>GT-CQ</w:t>
+              <w:t>s02q03</w:t>
             </w:r>
           </w:p>
         </w:tc>
         <w:tc>
           <w:tcPr>
-            <w:tcW w:type="dxa" w:w="5839"/>
+            <w:tcW w:type="dxa" w:w="1191"/>
+          </w:tcPr>
+          <w:p>
+            <w:r>
+              <w:rPr>
+                <w:b w:val="0"/>
+                <w:i w:val="0"/>
+                <w:color w:val="64748B"/>
+                <w:sz w:val="16"/>
+              </w:rPr>
+              <w:t>GT-CQ</w:t>
+            </w:r>
+          </w:p>
+        </w:tc>
+        <w:tc>
+          <w:tcPr>
+            <w:tcW w:type="dxa" w:w="4706"/>
           </w:tcPr>
           <w:p>
             <w:r>
@@ -1051,7 +1213,7 @@
       <w:tr>
         <w:tc>
           <w:tcPr>
-            <w:tcW w:type="dxa" w:w="1134"/>
+            <w:tcW w:type="dxa" w:w="964"/>
           </w:tcPr>
           <w:p>
             <w:r>
@@ -1067,7 +1229,7 @@
         </w:tc>
         <w:tc>
           <w:tcPr>
-            <w:tcW w:type="dxa" w:w="1361"/>
+            <w:tcW w:type="dxa" w:w="1247"/>
           </w:tcPr>
           <w:p>
             <w:r>
@@ -1092,23 +1254,39 @@
         </w:tc>
         <w:tc>
           <w:tcPr>
-            <w:tcW w:type="dxa" w:w="1361"/>
+            <w:tcW w:type="dxa" w:w="1531"/>
           </w:tcPr>
           <w:p>
             <w:r>
               <w:rPr>
-                <w:b w:val="0"/>
-                <w:i w:val="0"/>
-                <w:color w:val="64748B"/>
+                <w:b/>
+                <w:i w:val="0"/>
+                <w:color w:val="16A34A"/>
                 <w:sz w:val="16"/>
               </w:rPr>
-              <w:t>GT-CQ</w:t>
+              <w:t>—</w:t>
             </w:r>
           </w:p>
         </w:tc>
         <w:tc>
           <w:tcPr>
-            <w:tcW w:type="dxa" w:w="5839"/>
+            <w:tcW w:type="dxa" w:w="1191"/>
+          </w:tcPr>
+          <w:p>
+            <w:r>
+              <w:rPr>
+                <w:b w:val="0"/>
+                <w:i w:val="0"/>
+                <w:color w:val="64748B"/>
+                <w:sz w:val="16"/>
+              </w:rPr>
+              <w:t>GT-CQ</w:t>
+            </w:r>
+          </w:p>
+        </w:tc>
+        <w:tc>
+          <w:tcPr>
+            <w:tcW w:type="dxa" w:w="4706"/>
           </w:tcPr>
           <w:p>
             <w:r>
@@ -1125,7 +1303,7 @@
       <w:tr>
         <w:tc>
           <w:tcPr>
-            <w:tcW w:type="dxa" w:w="1134"/>
+            <w:tcW w:type="dxa" w:w="964"/>
           </w:tcPr>
           <w:p>
             <w:r>
@@ -1141,7 +1319,7 @@
         </w:tc>
         <w:tc>
           <w:tcPr>
-            <w:tcW w:type="dxa" w:w="1361"/>
+            <w:tcW w:type="dxa" w:w="1247"/>
           </w:tcPr>
           <w:p>
             <w:r>
@@ -1166,23 +1344,39 @@
         </w:tc>
         <w:tc>
           <w:tcPr>
-            <w:tcW w:type="dxa" w:w="1361"/>
+            <w:tcW w:type="dxa" w:w="1531"/>
           </w:tcPr>
           <w:p>
             <w:r>
               <w:rPr>
-                <w:b w:val="0"/>
-                <w:i w:val="0"/>
-                <w:color w:val="64748B"/>
+                <w:b/>
+                <w:i w:val="0"/>
+                <w:color w:val="16A34A"/>
                 <w:sz w:val="16"/>
               </w:rPr>
-              <w:t>GT-CQ</w:t>
+              <w:t>—</w:t>
             </w:r>
           </w:p>
         </w:tc>
         <w:tc>
           <w:tcPr>
-            <w:tcW w:type="dxa" w:w="5839"/>
+            <w:tcW w:type="dxa" w:w="1191"/>
+          </w:tcPr>
+          <w:p>
+            <w:r>
+              <w:rPr>
+                <w:b w:val="0"/>
+                <w:i w:val="0"/>
+                <w:color w:val="64748B"/>
+                <w:sz w:val="16"/>
+              </w:rPr>
+              <w:t>GT-CQ</w:t>
+            </w:r>
+          </w:p>
+        </w:tc>
+        <w:tc>
+          <w:tcPr>
+            <w:tcW w:type="dxa" w:w="4706"/>
           </w:tcPr>
           <w:p>
             <w:r>
@@ -1199,7 +1393,7 @@
       <w:tr>
         <w:tc>
           <w:tcPr>
-            <w:tcW w:type="dxa" w:w="1134"/>
+            <w:tcW w:type="dxa" w:w="964"/>
           </w:tcPr>
           <w:p>
             <w:r>
@@ -1215,7 +1409,7 @@
         </w:tc>
         <w:tc>
           <w:tcPr>
-            <w:tcW w:type="dxa" w:w="1361"/>
+            <w:tcW w:type="dxa" w:w="1247"/>
           </w:tcPr>
           <w:p>
             <w:r>
@@ -1240,23 +1434,39 @@
         </w:tc>
         <w:tc>
           <w:tcPr>
-            <w:tcW w:type="dxa" w:w="1361"/>
+            <w:tcW w:type="dxa" w:w="1531"/>
           </w:tcPr>
           <w:p>
             <w:r>
               <w:rPr>
-                <w:b w:val="0"/>
-                <w:i w:val="0"/>
-                <w:color w:val="64748B"/>
+                <w:b/>
+                <w:i w:val="0"/>
+                <w:color w:val="16A34A"/>
                 <w:sz w:val="16"/>
               </w:rPr>
-              <w:t>GT-CQ</w:t>
+              <w:t>—</w:t>
             </w:r>
           </w:p>
         </w:tc>
         <w:tc>
           <w:tcPr>
-            <w:tcW w:type="dxa" w:w="5839"/>
+            <w:tcW w:type="dxa" w:w="1191"/>
+          </w:tcPr>
+          <w:p>
+            <w:r>
+              <w:rPr>
+                <w:b w:val="0"/>
+                <w:i w:val="0"/>
+                <w:color w:val="64748B"/>
+                <w:sz w:val="16"/>
+              </w:rPr>
+              <w:t>GT-CQ</w:t>
+            </w:r>
+          </w:p>
+        </w:tc>
+        <w:tc>
+          <w:tcPr>
+            <w:tcW w:type="dxa" w:w="4706"/>
           </w:tcPr>
           <w:p>
             <w:r>
@@ -1273,7 +1483,7 @@
       <w:tr>
         <w:tc>
           <w:tcPr>
-            <w:tcW w:type="dxa" w:w="1134"/>
+            <w:tcW w:type="dxa" w:w="964"/>
           </w:tcPr>
           <w:p>
             <w:r>
@@ -1289,7 +1499,7 @@
         </w:tc>
         <w:tc>
           <w:tcPr>
-            <w:tcW w:type="dxa" w:w="1361"/>
+            <w:tcW w:type="dxa" w:w="1247"/>
           </w:tcPr>
           <w:p>
             <w:r>
@@ -1314,23 +1524,39 @@
         </w:tc>
         <w:tc>
           <w:tcPr>
-            <w:tcW w:type="dxa" w:w="1361"/>
+            <w:tcW w:type="dxa" w:w="1531"/>
           </w:tcPr>
           <w:p>
             <w:r>
               <w:rPr>
-                <w:b w:val="0"/>
-                <w:i w:val="0"/>
-                <w:color w:val="64748B"/>
+                <w:b/>
+                <w:i w:val="0"/>
+                <w:color w:val="16A34A"/>
                 <w:sz w:val="16"/>
               </w:rPr>
-              <w:t>GT-CQ</w:t>
+              <w:t>—</w:t>
             </w:r>
           </w:p>
         </w:tc>
         <w:tc>
           <w:tcPr>
-            <w:tcW w:type="dxa" w:w="5839"/>
+            <w:tcW w:type="dxa" w:w="1191"/>
+          </w:tcPr>
+          <w:p>
+            <w:r>
+              <w:rPr>
+                <w:b w:val="0"/>
+                <w:i w:val="0"/>
+                <w:color w:val="64748B"/>
+                <w:sz w:val="16"/>
+              </w:rPr>
+              <w:t>GT-CQ</w:t>
+            </w:r>
+          </w:p>
+        </w:tc>
+        <w:tc>
+          <w:tcPr>
+            <w:tcW w:type="dxa" w:w="4706"/>
           </w:tcPr>
           <w:p>
             <w:r>
@@ -1347,7 +1573,7 @@
       <w:tr>
         <w:tc>
           <w:tcPr>
-            <w:tcW w:type="dxa" w:w="1134"/>
+            <w:tcW w:type="dxa" w:w="964"/>
           </w:tcPr>
           <w:p>
             <w:r>
@@ -1363,7 +1589,7 @@
         </w:tc>
         <w:tc>
           <w:tcPr>
-            <w:tcW w:type="dxa" w:w="1361"/>
+            <w:tcW w:type="dxa" w:w="1247"/>
           </w:tcPr>
           <w:p>
             <w:r>
@@ -1388,23 +1614,39 @@
         </w:tc>
         <w:tc>
           <w:tcPr>
-            <w:tcW w:type="dxa" w:w="1361"/>
+            <w:tcW w:type="dxa" w:w="1531"/>
           </w:tcPr>
           <w:p>
             <w:r>
               <w:rPr>
-                <w:b w:val="0"/>
-                <w:i w:val="0"/>
-                <w:color w:val="64748B"/>
+                <w:b/>
+                <w:i w:val="0"/>
+                <w:color w:val="16A34A"/>
                 <w:sz w:val="16"/>
               </w:rPr>
-              <w:t>GT-CQ</w:t>
+              <w:t>—</w:t>
             </w:r>
           </w:p>
         </w:tc>
         <w:tc>
           <w:tcPr>
-            <w:tcW w:type="dxa" w:w="5839"/>
+            <w:tcW w:type="dxa" w:w="1191"/>
+          </w:tcPr>
+          <w:p>
+            <w:r>
+              <w:rPr>
+                <w:b w:val="0"/>
+                <w:i w:val="0"/>
+                <w:color w:val="64748B"/>
+                <w:sz w:val="16"/>
+              </w:rPr>
+              <w:t>GT-CQ</w:t>
+            </w:r>
+          </w:p>
+        </w:tc>
+        <w:tc>
+          <w:tcPr>
+            <w:tcW w:type="dxa" w:w="4706"/>
           </w:tcPr>
           <w:p>
             <w:r>
@@ -1421,7 +1663,7 @@
       <w:tr>
         <w:tc>
           <w:tcPr>
-            <w:tcW w:type="dxa" w:w="1134"/>
+            <w:tcW w:type="dxa" w:w="964"/>
           </w:tcPr>
           <w:p>
             <w:r>
@@ -1437,7 +1679,7 @@
         </w:tc>
         <w:tc>
           <w:tcPr>
-            <w:tcW w:type="dxa" w:w="1361"/>
+            <w:tcW w:type="dxa" w:w="1247"/>
           </w:tcPr>
           <w:p>
             <w:r>
@@ -1462,23 +1704,39 @@
         </w:tc>
         <w:tc>
           <w:tcPr>
-            <w:tcW w:type="dxa" w:w="1361"/>
+            <w:tcW w:type="dxa" w:w="1531"/>
           </w:tcPr>
           <w:p>
             <w:r>
               <w:rPr>
-                <w:b w:val="0"/>
-                <w:i w:val="0"/>
-                <w:color w:val="64748B"/>
+                <w:b/>
+                <w:i w:val="0"/>
+                <w:color w:val="16A34A"/>
                 <w:sz w:val="16"/>
               </w:rPr>
-              <w:t>GT-CQ</w:t>
+              <w:t>—</w:t>
             </w:r>
           </w:p>
         </w:tc>
         <w:tc>
           <w:tcPr>
-            <w:tcW w:type="dxa" w:w="5839"/>
+            <w:tcW w:type="dxa" w:w="1191"/>
+          </w:tcPr>
+          <w:p>
+            <w:r>
+              <w:rPr>
+                <w:b w:val="0"/>
+                <w:i w:val="0"/>
+                <w:color w:val="64748B"/>
+                <w:sz w:val="16"/>
+              </w:rPr>
+              <w:t>GT-CQ</w:t>
+            </w:r>
+          </w:p>
+        </w:tc>
+        <w:tc>
+          <w:tcPr>
+            <w:tcW w:type="dxa" w:w="4706"/>
           </w:tcPr>
           <w:p>
             <w:r>
@@ -1495,7 +1753,7 @@
       <w:tr>
         <w:tc>
           <w:tcPr>
-            <w:tcW w:type="dxa" w:w="1134"/>
+            <w:tcW w:type="dxa" w:w="964"/>
           </w:tcPr>
           <w:p>
             <w:r>
@@ -1511,7 +1769,7 @@
         </w:tc>
         <w:tc>
           <w:tcPr>
-            <w:tcW w:type="dxa" w:w="1361"/>
+            <w:tcW w:type="dxa" w:w="1247"/>
           </w:tcPr>
           <w:p>
             <w:r>
@@ -1536,23 +1794,39 @@
         </w:tc>
         <w:tc>
           <w:tcPr>
-            <w:tcW w:type="dxa" w:w="1361"/>
+            <w:tcW w:type="dxa" w:w="1531"/>
           </w:tcPr>
           <w:p>
             <w:r>
               <w:rPr>
-                <w:b w:val="0"/>
-                <w:i w:val="0"/>
-                <w:color w:val="64748B"/>
+                <w:b/>
+                <w:i w:val="0"/>
+                <w:color w:val="16A34A"/>
                 <w:sz w:val="16"/>
               </w:rPr>
-              <w:t>GT-CQ</w:t>
+              <w:t>—</w:t>
             </w:r>
           </w:p>
         </w:tc>
         <w:tc>
           <w:tcPr>
-            <w:tcW w:type="dxa" w:w="5839"/>
+            <w:tcW w:type="dxa" w:w="1191"/>
+          </w:tcPr>
+          <w:p>
+            <w:r>
+              <w:rPr>
+                <w:b w:val="0"/>
+                <w:i w:val="0"/>
+                <w:color w:val="64748B"/>
+                <w:sz w:val="16"/>
+              </w:rPr>
+              <w:t>GT-CQ</w:t>
+            </w:r>
+          </w:p>
+        </w:tc>
+        <w:tc>
+          <w:tcPr>
+            <w:tcW w:type="dxa" w:w="4706"/>
           </w:tcPr>
           <w:p>
             <w:r>
@@ -1569,7 +1843,7 @@
       <w:tr>
         <w:tc>
           <w:tcPr>
-            <w:tcW w:type="dxa" w:w="1134"/>
+            <w:tcW w:type="dxa" w:w="964"/>
           </w:tcPr>
           <w:p>
             <w:r>
@@ -1585,7 +1859,7 @@
         </w:tc>
         <w:tc>
           <w:tcPr>
-            <w:tcW w:type="dxa" w:w="1361"/>
+            <w:tcW w:type="dxa" w:w="1247"/>
           </w:tcPr>
           <w:p>
             <w:r>
@@ -1610,23 +1884,39 @@
         </w:tc>
         <w:tc>
           <w:tcPr>
-            <w:tcW w:type="dxa" w:w="1361"/>
+            <w:tcW w:type="dxa" w:w="1531"/>
           </w:tcPr>
           <w:p>
             <w:r>
               <w:rPr>
-                <w:b w:val="0"/>
-                <w:i w:val="0"/>
-                <w:color w:val="64748B"/>
+                <w:b/>
+                <w:i w:val="0"/>
+                <w:color w:val="16A34A"/>
                 <w:sz w:val="16"/>
               </w:rPr>
-              <w:t>GT-CQ</w:t>
+              <w:t>s07bq07a, s07bq07b, s07bq07c, s07bq08</w:t>
             </w:r>
           </w:p>
         </w:tc>
         <w:tc>
           <w:tcPr>
-            <w:tcW w:type="dxa" w:w="5839"/>
+            <w:tcW w:type="dxa" w:w="1191"/>
+          </w:tcPr>
+          <w:p>
+            <w:r>
+              <w:rPr>
+                <w:b w:val="0"/>
+                <w:i w:val="0"/>
+                <w:color w:val="64748B"/>
+                <w:sz w:val="16"/>
+              </w:rPr>
+              <w:t>GT-CQ</w:t>
+            </w:r>
+          </w:p>
+        </w:tc>
+        <w:tc>
+          <w:tcPr>
+            <w:tcW w:type="dxa" w:w="4706"/>
           </w:tcPr>
           <w:p>
             <w:r>
@@ -1643,7 +1933,7 @@
       <w:tr>
         <w:tc>
           <w:tcPr>
-            <w:tcW w:type="dxa" w:w="1134"/>
+            <w:tcW w:type="dxa" w:w="964"/>
           </w:tcPr>
           <w:p>
             <w:r>
@@ -1659,7 +1949,7 @@
         </w:tc>
         <w:tc>
           <w:tcPr>
-            <w:tcW w:type="dxa" w:w="1361"/>
+            <w:tcW w:type="dxa" w:w="1247"/>
           </w:tcPr>
           <w:p>
             <w:r>
@@ -1684,23 +1974,39 @@
         </w:tc>
         <w:tc>
           <w:tcPr>
-            <w:tcW w:type="dxa" w:w="1361"/>
+            <w:tcW w:type="dxa" w:w="1531"/>
           </w:tcPr>
           <w:p>
             <w:r>
               <w:rPr>
-                <w:b w:val="0"/>
-                <w:i w:val="0"/>
-                <w:color w:val="64748B"/>
+                <w:b/>
+                <w:i w:val="0"/>
+                <w:color w:val="16A34A"/>
                 <w:sz w:val="16"/>
               </w:rPr>
-              <w:t>GT-CQ</w:t>
+              <w:t>s09aq03, s09aq04, s09aq05, s09aq06, s09aq07</w:t>
             </w:r>
           </w:p>
         </w:tc>
         <w:tc>
           <w:tcPr>
-            <w:tcW w:type="dxa" w:w="5839"/>
+            <w:tcW w:type="dxa" w:w="1191"/>
+          </w:tcPr>
+          <w:p>
+            <w:r>
+              <w:rPr>
+                <w:b w:val="0"/>
+                <w:i w:val="0"/>
+                <w:color w:val="64748B"/>
+                <w:sz w:val="16"/>
+              </w:rPr>
+              <w:t>GT-CQ</w:t>
+            </w:r>
+          </w:p>
+        </w:tc>
+        <w:tc>
+          <w:tcPr>
+            <w:tcW w:type="dxa" w:w="4706"/>
           </w:tcPr>
           <w:p>
             <w:r>
@@ -1717,7 +2023,7 @@
       <w:tr>
         <w:tc>
           <w:tcPr>
-            <w:tcW w:type="dxa" w:w="1134"/>
+            <w:tcW w:type="dxa" w:w="964"/>
           </w:tcPr>
           <w:p>
             <w:r>
@@ -1733,7 +2039,7 @@
         </w:tc>
         <w:tc>
           <w:tcPr>
-            <w:tcW w:type="dxa" w:w="1361"/>
+            <w:tcW w:type="dxa" w:w="1247"/>
           </w:tcPr>
           <w:p>
             <w:r>
@@ -1758,23 +2064,39 @@
         </w:tc>
         <w:tc>
           <w:tcPr>
-            <w:tcW w:type="dxa" w:w="1361"/>
+            <w:tcW w:type="dxa" w:w="1531"/>
           </w:tcPr>
           <w:p>
             <w:r>
               <w:rPr>
-                <w:b w:val="0"/>
-                <w:i w:val="0"/>
-                <w:color w:val="64748B"/>
+                <w:b/>
+                <w:i w:val="0"/>
+                <w:color w:val="16A34A"/>
                 <w:sz w:val="16"/>
               </w:rPr>
-              <w:t>GT-CQ</w:t>
+              <w:t>s09aq03, s09aq04, s09aq05, s09aq06, s09aq07</w:t>
             </w:r>
           </w:p>
         </w:tc>
         <w:tc>
           <w:tcPr>
-            <w:tcW w:type="dxa" w:w="5839"/>
+            <w:tcW w:type="dxa" w:w="1191"/>
+          </w:tcPr>
+          <w:p>
+            <w:r>
+              <w:rPr>
+                <w:b w:val="0"/>
+                <w:i w:val="0"/>
+                <w:color w:val="64748B"/>
+                <w:sz w:val="16"/>
+              </w:rPr>
+              <w:t>GT-CQ</w:t>
+            </w:r>
+          </w:p>
+        </w:tc>
+        <w:tc>
+          <w:tcPr>
+            <w:tcW w:type="dxa" w:w="4706"/>
           </w:tcPr>
           <w:p>
             <w:r>
@@ -1791,7 +2113,7 @@
       <w:tr>
         <w:tc>
           <w:tcPr>
-            <w:tcW w:type="dxa" w:w="1134"/>
+            <w:tcW w:type="dxa" w:w="964"/>
           </w:tcPr>
           <w:p>
             <w:r>
@@ -1807,7 +2129,7 @@
         </w:tc>
         <w:tc>
           <w:tcPr>
-            <w:tcW w:type="dxa" w:w="1361"/>
+            <w:tcW w:type="dxa" w:w="1247"/>
           </w:tcPr>
           <w:p>
             <w:r>
@@ -1832,23 +2154,39 @@
         </w:tc>
         <w:tc>
           <w:tcPr>
-            <w:tcW w:type="dxa" w:w="1361"/>
+            <w:tcW w:type="dxa" w:w="1531"/>
           </w:tcPr>
           <w:p>
             <w:r>
               <w:rPr>
-                <w:b w:val="0"/>
-                <w:i w:val="0"/>
-                <w:color w:val="64748B"/>
+                <w:b/>
+                <w:i w:val="0"/>
+                <w:color w:val="16A34A"/>
                 <w:sz w:val="16"/>
               </w:rPr>
-              <w:t>GT-CQ</w:t>
+              <w:t>s09aq03, s09aq04, s09aq05, s09aq06, s09aq07</w:t>
             </w:r>
           </w:p>
         </w:tc>
         <w:tc>
           <w:tcPr>
-            <w:tcW w:type="dxa" w:w="5839"/>
+            <w:tcW w:type="dxa" w:w="1191"/>
+          </w:tcPr>
+          <w:p>
+            <w:r>
+              <w:rPr>
+                <w:b w:val="0"/>
+                <w:i w:val="0"/>
+                <w:color w:val="64748B"/>
+                <w:sz w:val="16"/>
+              </w:rPr>
+              <w:t>GT-CQ</w:t>
+            </w:r>
+          </w:p>
+        </w:tc>
+        <w:tc>
+          <w:tcPr>
+            <w:tcW w:type="dxa" w:w="4706"/>
           </w:tcPr>
           <w:p>
             <w:r>
@@ -1865,7 +2203,7 @@
       <w:tr>
         <w:tc>
           <w:tcPr>
-            <w:tcW w:type="dxa" w:w="1134"/>
+            <w:tcW w:type="dxa" w:w="964"/>
           </w:tcPr>
           <w:p>
             <w:r>
@@ -1881,7 +2219,7 @@
         </w:tc>
         <w:tc>
           <w:tcPr>
-            <w:tcW w:type="dxa" w:w="1361"/>
+            <w:tcW w:type="dxa" w:w="1247"/>
           </w:tcPr>
           <w:p>
             <w:r>
@@ -1906,23 +2244,39 @@
         </w:tc>
         <w:tc>
           <w:tcPr>
-            <w:tcW w:type="dxa" w:w="1361"/>
+            <w:tcW w:type="dxa" w:w="1531"/>
           </w:tcPr>
           <w:p>
             <w:r>
               <w:rPr>
-                <w:b w:val="0"/>
-                <w:i w:val="0"/>
-                <w:color w:val="64748B"/>
+                <w:b/>
+                <w:i w:val="0"/>
+                <w:color w:val="16A34A"/>
                 <w:sz w:val="16"/>
               </w:rPr>
-              <w:t>GT-CQ</w:t>
+              <w:t>s09aq03, s09aq04, s09aq05, s09aq06, s09aq07</w:t>
             </w:r>
           </w:p>
         </w:tc>
         <w:tc>
           <w:tcPr>
-            <w:tcW w:type="dxa" w:w="5839"/>
+            <w:tcW w:type="dxa" w:w="1191"/>
+          </w:tcPr>
+          <w:p>
+            <w:r>
+              <w:rPr>
+                <w:b w:val="0"/>
+                <w:i w:val="0"/>
+                <w:color w:val="64748B"/>
+                <w:sz w:val="16"/>
+              </w:rPr>
+              <w:t>GT-CQ</w:t>
+            </w:r>
+          </w:p>
+        </w:tc>
+        <w:tc>
+          <w:tcPr>
+            <w:tcW w:type="dxa" w:w="4706"/>
           </w:tcPr>
           <w:p>
             <w:r>
@@ -1939,7 +2293,7 @@
       <w:tr>
         <w:tc>
           <w:tcPr>
-            <w:tcW w:type="dxa" w:w="1134"/>
+            <w:tcW w:type="dxa" w:w="964"/>
           </w:tcPr>
           <w:p>
             <w:r>
@@ -1955,7 +2309,7 @@
         </w:tc>
         <w:tc>
           <w:tcPr>
-            <w:tcW w:type="dxa" w:w="1361"/>
+            <w:tcW w:type="dxa" w:w="1247"/>
           </w:tcPr>
           <w:p>
             <w:r>
@@ -1980,23 +2334,39 @@
         </w:tc>
         <w:tc>
           <w:tcPr>
-            <w:tcW w:type="dxa" w:w="1361"/>
+            <w:tcW w:type="dxa" w:w="1531"/>
           </w:tcPr>
           <w:p>
             <w:r>
               <w:rPr>
-                <w:b w:val="0"/>
-                <w:i w:val="0"/>
-                <w:color w:val="64748B"/>
+                <w:b/>
+                <w:i w:val="0"/>
+                <w:color w:val="16A34A"/>
                 <w:sz w:val="16"/>
               </w:rPr>
-              <w:t>GT-CQ</w:t>
+              <w:t>s09aq03, s09aq04, s09aq05, s09aq06, s09aq07</w:t>
             </w:r>
           </w:p>
         </w:tc>
         <w:tc>
           <w:tcPr>
-            <w:tcW w:type="dxa" w:w="5839"/>
+            <w:tcW w:type="dxa" w:w="1191"/>
+          </w:tcPr>
+          <w:p>
+            <w:r>
+              <w:rPr>
+                <w:b w:val="0"/>
+                <w:i w:val="0"/>
+                <w:color w:val="64748B"/>
+                <w:sz w:val="16"/>
+              </w:rPr>
+              <w:t>GT-CQ</w:t>
+            </w:r>
+          </w:p>
+        </w:tc>
+        <w:tc>
+          <w:tcPr>
+            <w:tcW w:type="dxa" w:w="4706"/>
           </w:tcPr>
           <w:p>
             <w:r>
@@ -2013,7 +2383,7 @@
       <w:tr>
         <w:tc>
           <w:tcPr>
-            <w:tcW w:type="dxa" w:w="1134"/>
+            <w:tcW w:type="dxa" w:w="964"/>
           </w:tcPr>
           <w:p>
             <w:r>
@@ -2029,7 +2399,7 @@
         </w:tc>
         <w:tc>
           <w:tcPr>
-            <w:tcW w:type="dxa" w:w="1361"/>
+            <w:tcW w:type="dxa" w:w="1247"/>
           </w:tcPr>
           <w:p>
             <w:r>
@@ -2054,23 +2424,39 @@
         </w:tc>
         <w:tc>
           <w:tcPr>
-            <w:tcW w:type="dxa" w:w="1361"/>
+            <w:tcW w:type="dxa" w:w="1531"/>
           </w:tcPr>
           <w:p>
             <w:r>
               <w:rPr>
-                <w:b w:val="0"/>
-                <w:i w:val="0"/>
-                <w:color w:val="64748B"/>
+                <w:b/>
+                <w:i w:val="0"/>
+                <w:color w:val="16A34A"/>
                 <w:sz w:val="16"/>
               </w:rPr>
-              <w:t>GT-CQ</w:t>
+              <w:t>s09aq03, s09aq04, s09aq05, s09aq06, s09aq07</w:t>
             </w:r>
           </w:p>
         </w:tc>
         <w:tc>
           <w:tcPr>
-            <w:tcW w:type="dxa" w:w="5839"/>
+            <w:tcW w:type="dxa" w:w="1191"/>
+          </w:tcPr>
+          <w:p>
+            <w:r>
+              <w:rPr>
+                <w:b w:val="0"/>
+                <w:i w:val="0"/>
+                <w:color w:val="64748B"/>
+                <w:sz w:val="16"/>
+              </w:rPr>
+              <w:t>GT-CQ</w:t>
+            </w:r>
+          </w:p>
+        </w:tc>
+        <w:tc>
+          <w:tcPr>
+            <w:tcW w:type="dxa" w:w="4706"/>
           </w:tcPr>
           <w:p>
             <w:r>
@@ -2087,7 +2473,7 @@
       <w:tr>
         <w:tc>
           <w:tcPr>
-            <w:tcW w:type="dxa" w:w="1134"/>
+            <w:tcW w:type="dxa" w:w="964"/>
           </w:tcPr>
           <w:p>
             <w:r>
@@ -2103,7 +2489,7 @@
         </w:tc>
         <w:tc>
           <w:tcPr>
-            <w:tcW w:type="dxa" w:w="1361"/>
+            <w:tcW w:type="dxa" w:w="1247"/>
           </w:tcPr>
           <w:p>
             <w:r>
@@ -2128,23 +2514,39 @@
         </w:tc>
         <w:tc>
           <w:tcPr>
-            <w:tcW w:type="dxa" w:w="1361"/>
+            <w:tcW w:type="dxa" w:w="1531"/>
           </w:tcPr>
           <w:p>
             <w:r>
               <w:rPr>
-                <w:b w:val="0"/>
-                <w:i w:val="0"/>
-                <w:color w:val="64748B"/>
+                <w:b/>
+                <w:i w:val="0"/>
+                <w:color w:val="16A34A"/>
                 <w:sz w:val="16"/>
               </w:rPr>
-              <w:t>GT-CQ</w:t>
+              <w:t>s09aq03, s09aq04, s09aq05, s09aq06, s09aq07</w:t>
             </w:r>
           </w:p>
         </w:tc>
         <w:tc>
           <w:tcPr>
-            <w:tcW w:type="dxa" w:w="5839"/>
+            <w:tcW w:type="dxa" w:w="1191"/>
+          </w:tcPr>
+          <w:p>
+            <w:r>
+              <w:rPr>
+                <w:b w:val="0"/>
+                <w:i w:val="0"/>
+                <w:color w:val="64748B"/>
+                <w:sz w:val="16"/>
+              </w:rPr>
+              <w:t>GT-CQ</w:t>
+            </w:r>
+          </w:p>
+        </w:tc>
+        <w:tc>
+          <w:tcPr>
+            <w:tcW w:type="dxa" w:w="4706"/>
           </w:tcPr>
           <w:p>
             <w:r>
@@ -2161,7 +2563,7 @@
       <w:tr>
         <w:tc>
           <w:tcPr>
-            <w:tcW w:type="dxa" w:w="1134"/>
+            <w:tcW w:type="dxa" w:w="964"/>
           </w:tcPr>
           <w:p>
             <w:r>
@@ -2177,7 +2579,7 @@
         </w:tc>
         <w:tc>
           <w:tcPr>
-            <w:tcW w:type="dxa" w:w="1361"/>
+            <w:tcW w:type="dxa" w:w="1247"/>
           </w:tcPr>
           <w:p>
             <w:r>
@@ -2202,23 +2604,39 @@
         </w:tc>
         <w:tc>
           <w:tcPr>
-            <w:tcW w:type="dxa" w:w="1361"/>
+            <w:tcW w:type="dxa" w:w="1531"/>
           </w:tcPr>
           <w:p>
             <w:r>
               <w:rPr>
-                <w:b w:val="0"/>
-                <w:i w:val="0"/>
-                <w:color w:val="64748B"/>
+                <w:b/>
+                <w:i w:val="0"/>
+                <w:color w:val="16A34A"/>
                 <w:sz w:val="16"/>
               </w:rPr>
-              <w:t>GT-CQ</w:t>
+              <w:t>s09aq03, s09aq04, s09aq05, s09aq06, s09aq07</w:t>
             </w:r>
           </w:p>
         </w:tc>
         <w:tc>
           <w:tcPr>
-            <w:tcW w:type="dxa" w:w="5839"/>
+            <w:tcW w:type="dxa" w:w="1191"/>
+          </w:tcPr>
+          <w:p>
+            <w:r>
+              <w:rPr>
+                <w:b w:val="0"/>
+                <w:i w:val="0"/>
+                <w:color w:val="64748B"/>
+                <w:sz w:val="16"/>
+              </w:rPr>
+              <w:t>GT-CQ</w:t>
+            </w:r>
+          </w:p>
+        </w:tc>
+        <w:tc>
+          <w:tcPr>
+            <w:tcW w:type="dxa" w:w="4706"/>
           </w:tcPr>
           <w:p>
             <w:r>
@@ -2235,7 +2653,7 @@
       <w:tr>
         <w:tc>
           <w:tcPr>
-            <w:tcW w:type="dxa" w:w="1134"/>
+            <w:tcW w:type="dxa" w:w="964"/>
           </w:tcPr>
           <w:p>
             <w:r>
@@ -2251,7 +2669,7 @@
         </w:tc>
         <w:tc>
           <w:tcPr>
-            <w:tcW w:type="dxa" w:w="1361"/>
+            <w:tcW w:type="dxa" w:w="1247"/>
           </w:tcPr>
           <w:p>
             <w:r>
@@ -2276,23 +2694,39 @@
         </w:tc>
         <w:tc>
           <w:tcPr>
-            <w:tcW w:type="dxa" w:w="1361"/>
+            <w:tcW w:type="dxa" w:w="1531"/>
           </w:tcPr>
           <w:p>
             <w:r>
               <w:rPr>
-                <w:b w:val="0"/>
-                <w:i w:val="0"/>
-                <w:color w:val="64748B"/>
+                <w:b/>
+                <w:i w:val="0"/>
+                <w:color w:val="16A34A"/>
                 <w:sz w:val="16"/>
               </w:rPr>
-              <w:t>GT-CQ</w:t>
+              <w:t>s09aq03, s09aq04, s09aq05, s09aq06, s09aq07</w:t>
             </w:r>
           </w:p>
         </w:tc>
         <w:tc>
           <w:tcPr>
-            <w:tcW w:type="dxa" w:w="5839"/>
+            <w:tcW w:type="dxa" w:w="1191"/>
+          </w:tcPr>
+          <w:p>
+            <w:r>
+              <w:rPr>
+                <w:b w:val="0"/>
+                <w:i w:val="0"/>
+                <w:color w:val="64748B"/>
+                <w:sz w:val="16"/>
+              </w:rPr>
+              <w:t>GT-CQ</w:t>
+            </w:r>
+          </w:p>
+        </w:tc>
+        <w:tc>
+          <w:tcPr>
+            <w:tcW w:type="dxa" w:w="4706"/>
           </w:tcPr>
           <w:p>
             <w:r>
@@ -2309,7 +2743,7 @@
       <w:tr>
         <w:tc>
           <w:tcPr>
-            <w:tcW w:type="dxa" w:w="1134"/>
+            <w:tcW w:type="dxa" w:w="964"/>
           </w:tcPr>
           <w:p>
             <w:r>
@@ -2325,7 +2759,7 @@
         </w:tc>
         <w:tc>
           <w:tcPr>
-            <w:tcW w:type="dxa" w:w="1361"/>
+            <w:tcW w:type="dxa" w:w="1247"/>
           </w:tcPr>
           <w:p>
             <w:r>
@@ -2350,23 +2784,39 @@
         </w:tc>
         <w:tc>
           <w:tcPr>
-            <w:tcW w:type="dxa" w:w="1361"/>
+            <w:tcW w:type="dxa" w:w="1531"/>
           </w:tcPr>
           <w:p>
             <w:r>
               <w:rPr>
-                <w:b w:val="0"/>
-                <w:i w:val="0"/>
-                <w:color w:val="64748B"/>
+                <w:b/>
+                <w:i w:val="0"/>
+                <w:color w:val="16A34A"/>
                 <w:sz w:val="16"/>
               </w:rPr>
-              <w:t>GT-CQ</w:t>
+              <w:t>s09aq03, s09aq04, s09aq05, s09aq06, s09aq07</w:t>
             </w:r>
           </w:p>
         </w:tc>
         <w:tc>
           <w:tcPr>
-            <w:tcW w:type="dxa" w:w="5839"/>
+            <w:tcW w:type="dxa" w:w="1191"/>
+          </w:tcPr>
+          <w:p>
+            <w:r>
+              <w:rPr>
+                <w:b w:val="0"/>
+                <w:i w:val="0"/>
+                <w:color w:val="64748B"/>
+                <w:sz w:val="16"/>
+              </w:rPr>
+              <w:t>GT-CQ</w:t>
+            </w:r>
+          </w:p>
+        </w:tc>
+        <w:tc>
+          <w:tcPr>
+            <w:tcW w:type="dxa" w:w="4706"/>
           </w:tcPr>
           <w:p>
             <w:r>
@@ -2383,7 +2833,7 @@
       <w:tr>
         <w:tc>
           <w:tcPr>
-            <w:tcW w:type="dxa" w:w="1134"/>
+            <w:tcW w:type="dxa" w:w="964"/>
           </w:tcPr>
           <w:p>
             <w:r>
@@ -2399,7 +2849,7 @@
         </w:tc>
         <w:tc>
           <w:tcPr>
-            <w:tcW w:type="dxa" w:w="1361"/>
+            <w:tcW w:type="dxa" w:w="1247"/>
           </w:tcPr>
           <w:p>
             <w:r>
@@ -2424,23 +2874,39 @@
         </w:tc>
         <w:tc>
           <w:tcPr>
-            <w:tcW w:type="dxa" w:w="1361"/>
+            <w:tcW w:type="dxa" w:w="1531"/>
           </w:tcPr>
           <w:p>
             <w:r>
               <w:rPr>
-                <w:b w:val="0"/>
-                <w:i w:val="0"/>
-                <w:color w:val="64748B"/>
+                <w:b/>
+                <w:i w:val="0"/>
+                <w:color w:val="16A34A"/>
                 <w:sz w:val="16"/>
               </w:rPr>
-              <w:t>GT-CQ</w:t>
+              <w:t>s09aq03, s09aq04, s09aq05, s09aq06, s09aq07</w:t>
             </w:r>
           </w:p>
         </w:tc>
         <w:tc>
           <w:tcPr>
-            <w:tcW w:type="dxa" w:w="5839"/>
+            <w:tcW w:type="dxa" w:w="1191"/>
+          </w:tcPr>
+          <w:p>
+            <w:r>
+              <w:rPr>
+                <w:b w:val="0"/>
+                <w:i w:val="0"/>
+                <w:color w:val="64748B"/>
+                <w:sz w:val="16"/>
+              </w:rPr>
+              <w:t>GT-CQ</w:t>
+            </w:r>
+          </w:p>
+        </w:tc>
+        <w:tc>
+          <w:tcPr>
+            <w:tcW w:type="dxa" w:w="4706"/>
           </w:tcPr>
           <w:p>
             <w:r>
@@ -2457,7 +2923,7 @@
       <w:tr>
         <w:tc>
           <w:tcPr>
-            <w:tcW w:type="dxa" w:w="1134"/>
+            <w:tcW w:type="dxa" w:w="964"/>
           </w:tcPr>
           <w:p>
             <w:r>
@@ -2473,7 +2939,7 @@
         </w:tc>
         <w:tc>
           <w:tcPr>
-            <w:tcW w:type="dxa" w:w="1361"/>
+            <w:tcW w:type="dxa" w:w="1247"/>
           </w:tcPr>
           <w:p>
             <w:r>
@@ -2498,23 +2964,39 @@
         </w:tc>
         <w:tc>
           <w:tcPr>
-            <w:tcW w:type="dxa" w:w="1361"/>
+            <w:tcW w:type="dxa" w:w="1531"/>
           </w:tcPr>
           <w:p>
             <w:r>
               <w:rPr>
-                <w:b w:val="0"/>
-                <w:i w:val="0"/>
-                <w:color w:val="64748B"/>
+                <w:b/>
+                <w:i w:val="0"/>
+                <w:color w:val="16A34A"/>
                 <w:sz w:val="16"/>
               </w:rPr>
-              <w:t>GT-CQ</w:t>
+              <w:t>s09aq03, s09aq04, s09aq05, s09aq06, s09aq07</w:t>
             </w:r>
           </w:p>
         </w:tc>
         <w:tc>
           <w:tcPr>
-            <w:tcW w:type="dxa" w:w="5839"/>
+            <w:tcW w:type="dxa" w:w="1191"/>
+          </w:tcPr>
+          <w:p>
+            <w:r>
+              <w:rPr>
+                <w:b w:val="0"/>
+                <w:i w:val="0"/>
+                <w:color w:val="64748B"/>
+                <w:sz w:val="16"/>
+              </w:rPr>
+              <w:t>GT-CQ</w:t>
+            </w:r>
+          </w:p>
+        </w:tc>
+        <w:tc>
+          <w:tcPr>
+            <w:tcW w:type="dxa" w:w="4706"/>
           </w:tcPr>
           <w:p>
             <w:r>
@@ -2531,7 +3013,7 @@
       <w:tr>
         <w:tc>
           <w:tcPr>
-            <w:tcW w:type="dxa" w:w="1134"/>
+            <w:tcW w:type="dxa" w:w="964"/>
           </w:tcPr>
           <w:p>
             <w:r>
@@ -2547,7 +3029,7 @@
         </w:tc>
         <w:tc>
           <w:tcPr>
-            <w:tcW w:type="dxa" w:w="1361"/>
+            <w:tcW w:type="dxa" w:w="1247"/>
           </w:tcPr>
           <w:p>
             <w:r>
@@ -2572,23 +3054,39 @@
         </w:tc>
         <w:tc>
           <w:tcPr>
-            <w:tcW w:type="dxa" w:w="1361"/>
+            <w:tcW w:type="dxa" w:w="1531"/>
           </w:tcPr>
           <w:p>
             <w:r>
               <w:rPr>
-                <w:b w:val="0"/>
-                <w:i w:val="0"/>
-                <w:color w:val="64748B"/>
+                <w:b/>
+                <w:i w:val="0"/>
+                <w:color w:val="16A34A"/>
                 <w:sz w:val="16"/>
               </w:rPr>
-              <w:t>GT-CQ</w:t>
+              <w:t>—</w:t>
             </w:r>
           </w:p>
         </w:tc>
         <w:tc>
           <w:tcPr>
-            <w:tcW w:type="dxa" w:w="5839"/>
+            <w:tcW w:type="dxa" w:w="1191"/>
+          </w:tcPr>
+          <w:p>
+            <w:r>
+              <w:rPr>
+                <w:b w:val="0"/>
+                <w:i w:val="0"/>
+                <w:color w:val="64748B"/>
+                <w:sz w:val="16"/>
+              </w:rPr>
+              <w:t>GT-CQ</w:t>
+            </w:r>
+          </w:p>
+        </w:tc>
+        <w:tc>
+          <w:tcPr>
+            <w:tcW w:type="dxa" w:w="4706"/>
           </w:tcPr>
           <w:p>
             <w:r>
@@ -2605,7 +3103,7 @@
       <w:tr>
         <w:tc>
           <w:tcPr>
-            <w:tcW w:type="dxa" w:w="1134"/>
+            <w:tcW w:type="dxa" w:w="964"/>
           </w:tcPr>
           <w:p>
             <w:r>
@@ -2621,7 +3119,7 @@
         </w:tc>
         <w:tc>
           <w:tcPr>
-            <w:tcW w:type="dxa" w:w="1361"/>
+            <w:tcW w:type="dxa" w:w="1247"/>
           </w:tcPr>
           <w:p>
             <w:r>
@@ -2646,23 +3144,39 @@
         </w:tc>
         <w:tc>
           <w:tcPr>
-            <w:tcW w:type="dxa" w:w="1361"/>
+            <w:tcW w:type="dxa" w:w="1531"/>
           </w:tcPr>
           <w:p>
             <w:r>
               <w:rPr>
-                <w:b w:val="0"/>
-                <w:i w:val="0"/>
-                <w:color w:val="64748B"/>
+                <w:b/>
+                <w:i w:val="0"/>
+                <w:color w:val="16A34A"/>
                 <w:sz w:val="16"/>
               </w:rPr>
-              <w:t>GT-CQ</w:t>
+              <w:t>—</w:t>
             </w:r>
           </w:p>
         </w:tc>
         <w:tc>
           <w:tcPr>
-            <w:tcW w:type="dxa" w:w="5839"/>
+            <w:tcW w:type="dxa" w:w="1191"/>
+          </w:tcPr>
+          <w:p>
+            <w:r>
+              <w:rPr>
+                <w:b w:val="0"/>
+                <w:i w:val="0"/>
+                <w:color w:val="64748B"/>
+                <w:sz w:val="16"/>
+              </w:rPr>
+              <w:t>GT-CQ</w:t>
+            </w:r>
+          </w:p>
+        </w:tc>
+        <w:tc>
+          <w:tcPr>
+            <w:tcW w:type="dxa" w:w="4706"/>
           </w:tcPr>
           <w:p>
             <w:r>
@@ -2679,7 +3193,7 @@
       <w:tr>
         <w:tc>
           <w:tcPr>
-            <w:tcW w:type="dxa" w:w="1134"/>
+            <w:tcW w:type="dxa" w:w="964"/>
           </w:tcPr>
           <w:p>
             <w:r>
@@ -2695,7 +3209,7 @@
         </w:tc>
         <w:tc>
           <w:tcPr>
-            <w:tcW w:type="dxa" w:w="1361"/>
+            <w:tcW w:type="dxa" w:w="1247"/>
           </w:tcPr>
           <w:p>
             <w:r>
@@ -2720,23 +3234,39 @@
         </w:tc>
         <w:tc>
           <w:tcPr>
-            <w:tcW w:type="dxa" w:w="1361"/>
+            <w:tcW w:type="dxa" w:w="1531"/>
           </w:tcPr>
           <w:p>
             <w:r>
               <w:rPr>
-                <w:b w:val="0"/>
-                <w:i w:val="0"/>
-                <w:color w:val="64748B"/>
+                <w:b/>
+                <w:i w:val="0"/>
+                <w:color w:val="16A34A"/>
                 <w:sz w:val="16"/>
               </w:rPr>
-              <w:t>GT-CQ</w:t>
+              <w:t>—</w:t>
             </w:r>
           </w:p>
         </w:tc>
         <w:tc>
           <w:tcPr>
-            <w:tcW w:type="dxa" w:w="5839"/>
+            <w:tcW w:type="dxa" w:w="1191"/>
+          </w:tcPr>
+          <w:p>
+            <w:r>
+              <w:rPr>
+                <w:b w:val="0"/>
+                <w:i w:val="0"/>
+                <w:color w:val="64748B"/>
+                <w:sz w:val="16"/>
+              </w:rPr>
+              <w:t>GT-CQ</w:t>
+            </w:r>
+          </w:p>
+        </w:tc>
+        <w:tc>
+          <w:tcPr>
+            <w:tcW w:type="dxa" w:w="4706"/>
           </w:tcPr>
           <w:p>
             <w:r>
@@ -2753,7 +3283,7 @@
       <w:tr>
         <w:tc>
           <w:tcPr>
-            <w:tcW w:type="dxa" w:w="1134"/>
+            <w:tcW w:type="dxa" w:w="964"/>
           </w:tcPr>
           <w:p>
             <w:r>
@@ -2769,7 +3299,7 @@
         </w:tc>
         <w:tc>
           <w:tcPr>
-            <w:tcW w:type="dxa" w:w="1361"/>
+            <w:tcW w:type="dxa" w:w="1247"/>
           </w:tcPr>
           <w:p>
             <w:r>
@@ -2794,23 +3324,39 @@
         </w:tc>
         <w:tc>
           <w:tcPr>
-            <w:tcW w:type="dxa" w:w="1361"/>
+            <w:tcW w:type="dxa" w:w="1531"/>
           </w:tcPr>
           <w:p>
             <w:r>
               <w:rPr>
-                <w:b w:val="0"/>
-                <w:i w:val="0"/>
-                <w:color w:val="64748B"/>
+                <w:b/>
+                <w:i w:val="0"/>
+                <w:color w:val="16A34A"/>
                 <w:sz w:val="16"/>
               </w:rPr>
-              <w:t>GT-CQ</w:t>
+              <w:t>—</w:t>
             </w:r>
           </w:p>
         </w:tc>
         <w:tc>
           <w:tcPr>
-            <w:tcW w:type="dxa" w:w="5839"/>
+            <w:tcW w:type="dxa" w:w="1191"/>
+          </w:tcPr>
+          <w:p>
+            <w:r>
+              <w:rPr>
+                <w:b w:val="0"/>
+                <w:i w:val="0"/>
+                <w:color w:val="64748B"/>
+                <w:sz w:val="16"/>
+              </w:rPr>
+              <w:t>GT-CQ</w:t>
+            </w:r>
+          </w:p>
+        </w:tc>
+        <w:tc>
+          <w:tcPr>
+            <w:tcW w:type="dxa" w:w="4706"/>
           </w:tcPr>
           <w:p>
             <w:r>
@@ -2827,7 +3373,7 @@
       <w:tr>
         <w:tc>
           <w:tcPr>
-            <w:tcW w:type="dxa" w:w="1134"/>
+            <w:tcW w:type="dxa" w:w="964"/>
           </w:tcPr>
           <w:p>
             <w:r>
@@ -2843,7 +3389,7 @@
         </w:tc>
         <w:tc>
           <w:tcPr>
-            <w:tcW w:type="dxa" w:w="1361"/>
+            <w:tcW w:type="dxa" w:w="1247"/>
           </w:tcPr>
           <w:p>
             <w:r>
@@ -2868,23 +3414,39 @@
         </w:tc>
         <w:tc>
           <w:tcPr>
-            <w:tcW w:type="dxa" w:w="1361"/>
+            <w:tcW w:type="dxa" w:w="1531"/>
           </w:tcPr>
           <w:p>
             <w:r>
               <w:rPr>
-                <w:b w:val="0"/>
-                <w:i w:val="0"/>
-                <w:color w:val="64748B"/>
+                <w:b/>
+                <w:i w:val="0"/>
+                <w:color w:val="16A34A"/>
                 <w:sz w:val="16"/>
               </w:rPr>
-              <w:t>GT-CQ</w:t>
+              <w:t>—</w:t>
             </w:r>
           </w:p>
         </w:tc>
         <w:tc>
           <w:tcPr>
-            <w:tcW w:type="dxa" w:w="5839"/>
+            <w:tcW w:type="dxa" w:w="1191"/>
+          </w:tcPr>
+          <w:p>
+            <w:r>
+              <w:rPr>
+                <w:b w:val="0"/>
+                <w:i w:val="0"/>
+                <w:color w:val="64748B"/>
+                <w:sz w:val="16"/>
+              </w:rPr>
+              <w:t>GT-CQ</w:t>
+            </w:r>
+          </w:p>
+        </w:tc>
+        <w:tc>
+          <w:tcPr>
+            <w:tcW w:type="dxa" w:w="4706"/>
           </w:tcPr>
           <w:p>
             <w:r>
@@ -2901,7 +3463,7 @@
       <w:tr>
         <w:tc>
           <w:tcPr>
-            <w:tcW w:type="dxa" w:w="1134"/>
+            <w:tcW w:type="dxa" w:w="964"/>
           </w:tcPr>
           <w:p>
             <w:r>
@@ -2917,7 +3479,7 @@
         </w:tc>
         <w:tc>
           <w:tcPr>
-            <w:tcW w:type="dxa" w:w="1361"/>
+            <w:tcW w:type="dxa" w:w="1247"/>
           </w:tcPr>
           <w:p>
             <w:r>
@@ -2942,23 +3504,39 @@
         </w:tc>
         <w:tc>
           <w:tcPr>
-            <w:tcW w:type="dxa" w:w="1361"/>
+            <w:tcW w:type="dxa" w:w="1531"/>
           </w:tcPr>
           <w:p>
             <w:r>
               <w:rPr>
-                <w:b w:val="0"/>
-                <w:i w:val="0"/>
-                <w:color w:val="64748B"/>
+                <w:b/>
+                <w:i w:val="0"/>
+                <w:color w:val="16A34A"/>
                 <w:sz w:val="16"/>
               </w:rPr>
-              <w:t>GT-CQ</w:t>
+              <w:t>—</w:t>
             </w:r>
           </w:p>
         </w:tc>
         <w:tc>
           <w:tcPr>
-            <w:tcW w:type="dxa" w:w="5839"/>
+            <w:tcW w:type="dxa" w:w="1191"/>
+          </w:tcPr>
+          <w:p>
+            <w:r>
+              <w:rPr>
+                <w:b w:val="0"/>
+                <w:i w:val="0"/>
+                <w:color w:val="64748B"/>
+                <w:sz w:val="16"/>
+              </w:rPr>
+              <w:t>GT-CQ</w:t>
+            </w:r>
+          </w:p>
+        </w:tc>
+        <w:tc>
+          <w:tcPr>
+            <w:tcW w:type="dxa" w:w="4706"/>
           </w:tcPr>
           <w:p>
             <w:r>
@@ -2975,7 +3553,7 @@
       <w:tr>
         <w:tc>
           <w:tcPr>
-            <w:tcW w:type="dxa" w:w="1134"/>
+            <w:tcW w:type="dxa" w:w="964"/>
           </w:tcPr>
           <w:p>
             <w:r>
@@ -2991,7 +3569,7 @@
         </w:tc>
         <w:tc>
           <w:tcPr>
-            <w:tcW w:type="dxa" w:w="1361"/>
+            <w:tcW w:type="dxa" w:w="1247"/>
           </w:tcPr>
           <w:p>
             <w:r>
@@ -3016,23 +3594,39 @@
         </w:tc>
         <w:tc>
           <w:tcPr>
-            <w:tcW w:type="dxa" w:w="1361"/>
+            <w:tcW w:type="dxa" w:w="1531"/>
           </w:tcPr>
           <w:p>
             <w:r>
               <w:rPr>
-                <w:b w:val="0"/>
-                <w:i w:val="0"/>
-                <w:color w:val="64748B"/>
+                <w:b/>
+                <w:i w:val="0"/>
+                <w:color w:val="16A34A"/>
                 <w:sz w:val="16"/>
               </w:rPr>
-              <w:t>GT-CQ</w:t>
+              <w:t>—</w:t>
             </w:r>
           </w:p>
         </w:tc>
         <w:tc>
           <w:tcPr>
-            <w:tcW w:type="dxa" w:w="5839"/>
+            <w:tcW w:type="dxa" w:w="1191"/>
+          </w:tcPr>
+          <w:p>
+            <w:r>
+              <w:rPr>
+                <w:b w:val="0"/>
+                <w:i w:val="0"/>
+                <w:color w:val="64748B"/>
+                <w:sz w:val="16"/>
+              </w:rPr>
+              <w:t>GT-CQ</w:t>
+            </w:r>
+          </w:p>
+        </w:tc>
+        <w:tc>
+          <w:tcPr>
+            <w:tcW w:type="dxa" w:w="4706"/>
           </w:tcPr>
           <w:p>
             <w:r>
@@ -3049,7 +3643,7 @@
       <w:tr>
         <w:tc>
           <w:tcPr>
-            <w:tcW w:type="dxa" w:w="1134"/>
+            <w:tcW w:type="dxa" w:w="964"/>
           </w:tcPr>
           <w:p>
             <w:r>
@@ -3065,7 +3659,7 @@
         </w:tc>
         <w:tc>
           <w:tcPr>
-            <w:tcW w:type="dxa" w:w="1361"/>
+            <w:tcW w:type="dxa" w:w="1247"/>
           </w:tcPr>
           <w:p>
             <w:r>
@@ -3090,23 +3684,39 @@
         </w:tc>
         <w:tc>
           <w:tcPr>
-            <w:tcW w:type="dxa" w:w="1361"/>
+            <w:tcW w:type="dxa" w:w="1531"/>
           </w:tcPr>
           <w:p>
             <w:r>
               <w:rPr>
-                <w:b w:val="0"/>
-                <w:i w:val="0"/>
-                <w:color w:val="64748B"/>
+                <w:b/>
+                <w:i w:val="0"/>
+                <w:color w:val="16A34A"/>
                 <w:sz w:val="16"/>
               </w:rPr>
-              <w:t>GT-CQ</w:t>
+              <w:t>—</w:t>
             </w:r>
           </w:p>
         </w:tc>
         <w:tc>
           <w:tcPr>
-            <w:tcW w:type="dxa" w:w="5839"/>
+            <w:tcW w:type="dxa" w:w="1191"/>
+          </w:tcPr>
+          <w:p>
+            <w:r>
+              <w:rPr>
+                <w:b w:val="0"/>
+                <w:i w:val="0"/>
+                <w:color w:val="64748B"/>
+                <w:sz w:val="16"/>
+              </w:rPr>
+              <w:t>GT-CQ</w:t>
+            </w:r>
+          </w:p>
+        </w:tc>
+        <w:tc>
+          <w:tcPr>
+            <w:tcW w:type="dxa" w:w="4706"/>
           </w:tcPr>
           <w:p>
             <w:r>
@@ -3123,7 +3733,7 @@
       <w:tr>
         <w:tc>
           <w:tcPr>
-            <w:tcW w:type="dxa" w:w="1134"/>
+            <w:tcW w:type="dxa" w:w="964"/>
           </w:tcPr>
           <w:p>
             <w:r>
@@ -3139,7 +3749,7 @@
         </w:tc>
         <w:tc>
           <w:tcPr>
-            <w:tcW w:type="dxa" w:w="1361"/>
+            <w:tcW w:type="dxa" w:w="1247"/>
           </w:tcPr>
           <w:p>
             <w:r>
@@ -3164,23 +3774,39 @@
         </w:tc>
         <w:tc>
           <w:tcPr>
-            <w:tcW w:type="dxa" w:w="1361"/>
+            <w:tcW w:type="dxa" w:w="1531"/>
           </w:tcPr>
           <w:p>
             <w:r>
               <w:rPr>
-                <w:b w:val="0"/>
-                <w:i w:val="0"/>
-                <w:color w:val="64748B"/>
+                <w:b/>
+                <w:i w:val="0"/>
+                <w:color w:val="16A34A"/>
                 <w:sz w:val="16"/>
               </w:rPr>
-              <w:t>GT-CQ</w:t>
+              <w:t>—</w:t>
             </w:r>
           </w:p>
         </w:tc>
         <w:tc>
           <w:tcPr>
-            <w:tcW w:type="dxa" w:w="5839"/>
+            <w:tcW w:type="dxa" w:w="1191"/>
+          </w:tcPr>
+          <w:p>
+            <w:r>
+              <w:rPr>
+                <w:b w:val="0"/>
+                <w:i w:val="0"/>
+                <w:color w:val="64748B"/>
+                <w:sz w:val="16"/>
+              </w:rPr>
+              <w:t>GT-CQ</w:t>
+            </w:r>
+          </w:p>
+        </w:tc>
+        <w:tc>
+          <w:tcPr>
+            <w:tcW w:type="dxa" w:w="4706"/>
           </w:tcPr>
           <w:p>
             <w:r>
@@ -3197,7 +3823,7 @@
       <w:tr>
         <w:tc>
           <w:tcPr>
-            <w:tcW w:type="dxa" w:w="1134"/>
+            <w:tcW w:type="dxa" w:w="964"/>
           </w:tcPr>
           <w:p>
             <w:r>
@@ -3213,7 +3839,7 @@
         </w:tc>
         <w:tc>
           <w:tcPr>
-            <w:tcW w:type="dxa" w:w="1361"/>
+            <w:tcW w:type="dxa" w:w="1247"/>
           </w:tcPr>
           <w:p>
             <w:r>
@@ -3238,23 +3864,39 @@
         </w:tc>
         <w:tc>
           <w:tcPr>
-            <w:tcW w:type="dxa" w:w="1361"/>
+            <w:tcW w:type="dxa" w:w="1531"/>
           </w:tcPr>
           <w:p>
             <w:r>
               <w:rPr>
-                <w:b w:val="0"/>
-                <w:i w:val="0"/>
-                <w:color w:val="64748B"/>
+                <w:b/>
+                <w:i w:val="0"/>
+                <w:color w:val="16A34A"/>
                 <w:sz w:val="16"/>
               </w:rPr>
-              <w:t>Inter-sections</w:t>
+              <w:t>s01q43, s11q50</w:t>
             </w:r>
           </w:p>
         </w:tc>
         <w:tc>
           <w:tcPr>
-            <w:tcW w:type="dxa" w:w="5839"/>
+            <w:tcW w:type="dxa" w:w="1191"/>
+          </w:tcPr>
+          <w:p>
+            <w:r>
+              <w:rPr>
+                <w:b w:val="0"/>
+                <w:i w:val="0"/>
+                <w:color w:val="64748B"/>
+                <w:sz w:val="16"/>
+              </w:rPr>
+              <w:t>Inter-sections</w:t>
+            </w:r>
+          </w:p>
+        </w:tc>
+        <w:tc>
+          <w:tcPr>
+            <w:tcW w:type="dxa" w:w="4706"/>
           </w:tcPr>
           <w:p>
             <w:r>
@@ -3271,7 +3913,7 @@
       <w:tr>
         <w:tc>
           <w:tcPr>
-            <w:tcW w:type="dxa" w:w="1134"/>
+            <w:tcW w:type="dxa" w:w="964"/>
           </w:tcPr>
           <w:p>
             <w:r>
@@ -3287,7 +3929,7 @@
         </w:tc>
         <w:tc>
           <w:tcPr>
-            <w:tcW w:type="dxa" w:w="1361"/>
+            <w:tcW w:type="dxa" w:w="1247"/>
           </w:tcPr>
           <w:p>
             <w:r>
@@ -3312,23 +3954,39 @@
         </w:tc>
         <w:tc>
           <w:tcPr>
-            <w:tcW w:type="dxa" w:w="1361"/>
+            <w:tcW w:type="dxa" w:w="1531"/>
           </w:tcPr>
           <w:p>
             <w:r>
               <w:rPr>
-                <w:b w:val="0"/>
-                <w:i w:val="0"/>
-                <w:color w:val="64748B"/>
+                <w:b/>
+                <w:i w:val="0"/>
+                <w:color w:val="16A34A"/>
                 <w:sz w:val="16"/>
               </w:rPr>
-              <w:t>GT-CQ</w:t>
+              <w:t>—</w:t>
             </w:r>
           </w:p>
         </w:tc>
         <w:tc>
           <w:tcPr>
-            <w:tcW w:type="dxa" w:w="5839"/>
+            <w:tcW w:type="dxa" w:w="1191"/>
+          </w:tcPr>
+          <w:p>
+            <w:r>
+              <w:rPr>
+                <w:b w:val="0"/>
+                <w:i w:val="0"/>
+                <w:color w:val="64748B"/>
+                <w:sz w:val="16"/>
+              </w:rPr>
+              <w:t>GT-CQ</w:t>
+            </w:r>
+          </w:p>
+        </w:tc>
+        <w:tc>
+          <w:tcPr>
+            <w:tcW w:type="dxa" w:w="4706"/>
           </w:tcPr>
           <w:p>
             <w:r>
@@ -3345,7 +4003,7 @@
       <w:tr>
         <w:tc>
           <w:tcPr>
-            <w:tcW w:type="dxa" w:w="1134"/>
+            <w:tcW w:type="dxa" w:w="964"/>
           </w:tcPr>
           <w:p>
             <w:r>
@@ -3361,7 +4019,7 @@
         </w:tc>
         <w:tc>
           <w:tcPr>
-            <w:tcW w:type="dxa" w:w="1361"/>
+            <w:tcW w:type="dxa" w:w="1247"/>
           </w:tcPr>
           <w:p>
             <w:r>
@@ -3386,23 +4044,39 @@
         </w:tc>
         <w:tc>
           <w:tcPr>
-            <w:tcW w:type="dxa" w:w="1361"/>
+            <w:tcW w:type="dxa" w:w="1531"/>
           </w:tcPr>
           <w:p>
             <w:r>
               <w:rPr>
-                <w:b w:val="0"/>
-                <w:i w:val="0"/>
-                <w:color w:val="64748B"/>
+                <w:b/>
+                <w:i w:val="0"/>
+                <w:color w:val="16A34A"/>
                 <w:sz w:val="16"/>
               </w:rPr>
-              <w:t>GT-CQ</w:t>
+              <w:t>—</w:t>
             </w:r>
           </w:p>
         </w:tc>
         <w:tc>
           <w:tcPr>
-            <w:tcW w:type="dxa" w:w="5839"/>
+            <w:tcW w:type="dxa" w:w="1191"/>
+          </w:tcPr>
+          <w:p>
+            <w:r>
+              <w:rPr>
+                <w:b w:val="0"/>
+                <w:i w:val="0"/>
+                <w:color w:val="64748B"/>
+                <w:sz w:val="16"/>
+              </w:rPr>
+              <w:t>GT-CQ</w:t>
+            </w:r>
+          </w:p>
+        </w:tc>
+        <w:tc>
+          <w:tcPr>
+            <w:tcW w:type="dxa" w:w="4706"/>
           </w:tcPr>
           <w:p>
             <w:r>
@@ -3419,7 +4093,7 @@
       <w:tr>
         <w:tc>
           <w:tcPr>
-            <w:tcW w:type="dxa" w:w="1134"/>
+            <w:tcW w:type="dxa" w:w="964"/>
           </w:tcPr>
           <w:p>
             <w:r>
@@ -3435,7 +4109,7 @@
         </w:tc>
         <w:tc>
           <w:tcPr>
-            <w:tcW w:type="dxa" w:w="1361"/>
+            <w:tcW w:type="dxa" w:w="1247"/>
           </w:tcPr>
           <w:p>
             <w:r>
@@ -3460,23 +4134,39 @@
         </w:tc>
         <w:tc>
           <w:tcPr>
-            <w:tcW w:type="dxa" w:w="1361"/>
+            <w:tcW w:type="dxa" w:w="1531"/>
           </w:tcPr>
           <w:p>
             <w:r>
               <w:rPr>
-                <w:b w:val="0"/>
-                <w:i w:val="0"/>
-                <w:color w:val="64748B"/>
+                <w:b/>
+                <w:i w:val="0"/>
+                <w:color w:val="16A34A"/>
                 <w:sz w:val="16"/>
               </w:rPr>
-              <w:t>GT-CQ</w:t>
+              <w:t>—</w:t>
             </w:r>
           </w:p>
         </w:tc>
         <w:tc>
           <w:tcPr>
-            <w:tcW w:type="dxa" w:w="5839"/>
+            <w:tcW w:type="dxa" w:w="1191"/>
+          </w:tcPr>
+          <w:p>
+            <w:r>
+              <w:rPr>
+                <w:b w:val="0"/>
+                <w:i w:val="0"/>
+                <w:color w:val="64748B"/>
+                <w:sz w:val="16"/>
+              </w:rPr>
+              <w:t>GT-CQ</w:t>
+            </w:r>
+          </w:p>
+        </w:tc>
+        <w:tc>
+          <w:tcPr>
+            <w:tcW w:type="dxa" w:w="4706"/>
           </w:tcPr>
           <w:p>
             <w:r>
@@ -3493,7 +4183,7 @@
       <w:tr>
         <w:tc>
           <w:tcPr>
-            <w:tcW w:type="dxa" w:w="1134"/>
+            <w:tcW w:type="dxa" w:w="964"/>
           </w:tcPr>
           <w:p>
             <w:r>
@@ -3509,7 +4199,7 @@
         </w:tc>
         <w:tc>
           <w:tcPr>
-            <w:tcW w:type="dxa" w:w="1361"/>
+            <w:tcW w:type="dxa" w:w="1247"/>
           </w:tcPr>
           <w:p>
             <w:r>
@@ -3534,23 +4224,39 @@
         </w:tc>
         <w:tc>
           <w:tcPr>
-            <w:tcW w:type="dxa" w:w="1361"/>
+            <w:tcW w:type="dxa" w:w="1531"/>
           </w:tcPr>
           <w:p>
             <w:r>
               <w:rPr>
-                <w:b w:val="0"/>
-                <w:i w:val="0"/>
-                <w:color w:val="64748B"/>
+                <w:b/>
+                <w:i w:val="0"/>
+                <w:color w:val="16A34A"/>
                 <w:sz w:val="16"/>
               </w:rPr>
-              <w:t>GT-CQ</w:t>
+              <w:t>—</w:t>
             </w:r>
           </w:p>
         </w:tc>
         <w:tc>
           <w:tcPr>
-            <w:tcW w:type="dxa" w:w="5839"/>
+            <w:tcW w:type="dxa" w:w="1191"/>
+          </w:tcPr>
+          <w:p>
+            <w:r>
+              <w:rPr>
+                <w:b w:val="0"/>
+                <w:i w:val="0"/>
+                <w:color w:val="64748B"/>
+                <w:sz w:val="16"/>
+              </w:rPr>
+              <w:t>GT-CQ</w:t>
+            </w:r>
+          </w:p>
+        </w:tc>
+        <w:tc>
+          <w:tcPr>
+            <w:tcW w:type="dxa" w:w="4706"/>
           </w:tcPr>
           <w:p>
             <w:r>
@@ -3567,7 +4273,7 @@
       <w:tr>
         <w:tc>
           <w:tcPr>
-            <w:tcW w:type="dxa" w:w="1134"/>
+            <w:tcW w:type="dxa" w:w="964"/>
           </w:tcPr>
           <w:p>
             <w:r>
@@ -3583,7 +4289,7 @@
         </w:tc>
         <w:tc>
           <w:tcPr>
-            <w:tcW w:type="dxa" w:w="1361"/>
+            <w:tcW w:type="dxa" w:w="1247"/>
           </w:tcPr>
           <w:p>
             <w:r>
@@ -3608,23 +4314,39 @@
         </w:tc>
         <w:tc>
           <w:tcPr>
-            <w:tcW w:type="dxa" w:w="1361"/>
+            <w:tcW w:type="dxa" w:w="1531"/>
           </w:tcPr>
           <w:p>
             <w:r>
               <w:rPr>
-                <w:b w:val="0"/>
-                <w:i w:val="0"/>
-                <w:color w:val="64748B"/>
+                <w:b/>
+                <w:i w:val="0"/>
+                <w:color w:val="16A34A"/>
                 <w:sz w:val="16"/>
               </w:rPr>
-              <w:t>GT-CQ</w:t>
+              <w:t>—</w:t>
             </w:r>
           </w:p>
         </w:tc>
         <w:tc>
           <w:tcPr>
-            <w:tcW w:type="dxa" w:w="5839"/>
+            <w:tcW w:type="dxa" w:w="1191"/>
+          </w:tcPr>
+          <w:p>
+            <w:r>
+              <w:rPr>
+                <w:b w:val="0"/>
+                <w:i w:val="0"/>
+                <w:color w:val="64748B"/>
+                <w:sz w:val="16"/>
+              </w:rPr>
+              <w:t>GT-CQ</w:t>
+            </w:r>
+          </w:p>
+        </w:tc>
+        <w:tc>
+          <w:tcPr>
+            <w:tcW w:type="dxa" w:w="4706"/>
           </w:tcPr>
           <w:p>
             <w:r>
@@ -3641,7 +4363,7 @@
       <w:tr>
         <w:tc>
           <w:tcPr>
-            <w:tcW w:type="dxa" w:w="1134"/>
+            <w:tcW w:type="dxa" w:w="964"/>
           </w:tcPr>
           <w:p>
             <w:r>
@@ -3657,7 +4379,7 @@
         </w:tc>
         <w:tc>
           <w:tcPr>
-            <w:tcW w:type="dxa" w:w="1361"/>
+            <w:tcW w:type="dxa" w:w="1247"/>
           </w:tcPr>
           <w:p>
             <w:r>
@@ -3682,23 +4404,39 @@
         </w:tc>
         <w:tc>
           <w:tcPr>
-            <w:tcW w:type="dxa" w:w="1361"/>
+            <w:tcW w:type="dxa" w:w="1531"/>
           </w:tcPr>
           <w:p>
             <w:r>
               <w:rPr>
-                <w:b w:val="0"/>
-                <w:i w:val="0"/>
-                <w:color w:val="64748B"/>
+                <w:b/>
+                <w:i w:val="0"/>
+                <w:color w:val="16A34A"/>
                 <w:sz w:val="16"/>
               </w:rPr>
-              <w:t>GT-CQ</w:t>
+              <w:t>—</w:t>
             </w:r>
           </w:p>
         </w:tc>
         <w:tc>
           <w:tcPr>
-            <w:tcW w:type="dxa" w:w="5839"/>
+            <w:tcW w:type="dxa" w:w="1191"/>
+          </w:tcPr>
+          <w:p>
+            <w:r>
+              <w:rPr>
+                <w:b w:val="0"/>
+                <w:i w:val="0"/>
+                <w:color w:val="64748B"/>
+                <w:sz w:val="16"/>
+              </w:rPr>
+              <w:t>GT-CQ</w:t>
+            </w:r>
+          </w:p>
+        </w:tc>
+        <w:tc>
+          <w:tcPr>
+            <w:tcW w:type="dxa" w:w="4706"/>
           </w:tcPr>
           <w:p>
             <w:r>
@@ -3715,7 +4453,7 @@
       <w:tr>
         <w:tc>
           <w:tcPr>
-            <w:tcW w:type="dxa" w:w="1134"/>
+            <w:tcW w:type="dxa" w:w="964"/>
           </w:tcPr>
           <w:p>
             <w:r>
@@ -3731,7 +4469,7 @@
         </w:tc>
         <w:tc>
           <w:tcPr>
-            <w:tcW w:type="dxa" w:w="1361"/>
+            <w:tcW w:type="dxa" w:w="1247"/>
           </w:tcPr>
           <w:p>
             <w:r>
@@ -3756,23 +4494,39 @@
         </w:tc>
         <w:tc>
           <w:tcPr>
-            <w:tcW w:type="dxa" w:w="1361"/>
+            <w:tcW w:type="dxa" w:w="1531"/>
           </w:tcPr>
           <w:p>
             <w:r>
               <w:rPr>
-                <w:b w:val="0"/>
-                <w:i w:val="0"/>
-                <w:color w:val="64748B"/>
+                <w:b/>
+                <w:i w:val="0"/>
+                <w:color w:val="16A34A"/>
                 <w:sz w:val="16"/>
               </w:rPr>
-              <w:t>GT-CQ</w:t>
+              <w:t>—</w:t>
             </w:r>
           </w:p>
         </w:tc>
         <w:tc>
           <w:tcPr>
-            <w:tcW w:type="dxa" w:w="5839"/>
+            <w:tcW w:type="dxa" w:w="1191"/>
+          </w:tcPr>
+          <w:p>
+            <w:r>
+              <w:rPr>
+                <w:b w:val="0"/>
+                <w:i w:val="0"/>
+                <w:color w:val="64748B"/>
+                <w:sz w:val="16"/>
+              </w:rPr>
+              <w:t>GT-CQ</w:t>
+            </w:r>
+          </w:p>
+        </w:tc>
+        <w:tc>
+          <w:tcPr>
+            <w:tcW w:type="dxa" w:w="4706"/>
           </w:tcPr>
           <w:p>
             <w:r>

--- a/rapports/2026-06-03/EQ11/EQ11_sup_v2/DR_083101000116/90-40-46-05.docx
+++ b/rapports/2026-06-03/EQ11/EQ11_sup_v2/DR_083101000116/90-40-46-05.docx
@@ -634,7 +634,7 @@
                 <w:color w:val="16A34A"/>
                 <w:sz w:val="16"/>
               </w:rPr>
-              <w:t>—</w:t>
+              <w:t>s00q12a, s00q12b</w:t>
             </w:r>
           </w:p>
         </w:tc>
@@ -1444,7 +1444,7 @@
                 <w:color w:val="16A34A"/>
                 <w:sz w:val="16"/>
               </w:rPr>
-              <w:t>—</w:t>
+              <w:t>s01q47__1, s01q47__2, s01q47__3, s01q47__4, s01q47__5, s01q47__6, s01q47__7, s02q15</w:t>
             </w:r>
           </w:p>
         </w:tc>
@@ -3694,7 +3694,7 @@
                 <w:color w:val="16A34A"/>
                 <w:sz w:val="16"/>
               </w:rPr>
-              <w:t>—</w:t>
+              <w:t>s00q04, s01q41a, s02q12, s03q05, s03q08, s03q14, s06q12, s11q43</w:t>
             </w:r>
           </w:p>
         </w:tc>
@@ -4054,7 +4054,7 @@
                 <w:color w:val="16A34A"/>
                 <w:sz w:val="16"/>
               </w:rPr>
-              <w:t>—</w:t>
+              <w:t>s01q47__7, s02q24, s04q49, s01q00b</w:t>
             </w:r>
           </w:p>
         </w:tc>
@@ -4144,7 +4144,7 @@
                 <w:color w:val="16A34A"/>
                 <w:sz w:val="16"/>
               </w:rPr>
-              <w:t>—</w:t>
+              <w:t>s00q04, s03q24, s04q19, s04q51, s04q51_unite, s04q39, s04q43, s04q44</w:t>
             </w:r>
           </w:p>
         </w:tc>
@@ -4234,7 +4234,7 @@
                 <w:color w:val="16A34A"/>
                 <w:sz w:val="16"/>
               </w:rPr>
-              <w:t>—</w:t>
+              <w:t>s01q35, s01q36, s01q37, s02q04, s02q15, s03q13, s03q14, s03q15</w:t>
             </w:r>
           </w:p>
         </w:tc>
@@ -4324,7 +4324,7 @@
                 <w:color w:val="16A34A"/>
                 <w:sz w:val="16"/>
               </w:rPr>
-              <w:t>—</w:t>
+              <w:t>s01q35, s01q36, s01q37, s02q04, s02q15, s03q13, s03q14, s03q15</w:t>
             </w:r>
           </w:p>
         </w:tc>
